--- a/Technical_Seminar_krishna kanth21.docx
+++ b/Technical_Seminar_krishna kanth21.docx
@@ -998,16 +998,7 @@
           <w:szCs w:val="24"/>
           <w:lang w:val="en-US"/>
         </w:rPr>
-        <w:t xml:space="preserve"> lateral exchanges that are difficult to replicate in a grid of small video windows</w:t>
-      </w:r>
-      <w:r>
-        <w:rPr>
-          <w:rFonts w:ascii="Times New Roman" w:hAnsi="Times New Roman" w:cs="Times New Roman"/>
-          <w:sz w:val="24"/>
-          <w:szCs w:val="24"/>
-          <w:lang w:val="en-US"/>
-        </w:rPr>
-        <w:t xml:space="preserve"> [20].</w:t>
+        <w:t xml:space="preserve"> lateral exchanges that are difficult to replicate in a grid of small video windows [20].</w:t>
       </w:r>
     </w:p>
     <w:p>
@@ -1568,7 +1559,10 @@
           <w:lang w:val="en-US"/>
         </w:rPr>
       </w:pPr>
-      <w:r>
+    </w:p>
+    <w:p>
+      <w:pPr>
+        <w:jc w:val="center"/>
         <w:rPr>
           <w:rFonts w:ascii="Times New Roman" w:hAnsi="Times New Roman" w:cs="Times New Roman"/>
           <w:b/>
@@ -1577,18 +1571,6 @@
           <w:szCs w:val="36"/>
           <w:lang w:val="en-US"/>
         </w:rPr>
-        <w:t>CHAPTER 2</w:t>
-      </w:r>
-    </w:p>
-    <w:p>
-      <w:pPr>
-        <w:jc w:val="center"/>
-        <w:rPr>
-          <w:rFonts w:ascii="Times New Roman" w:hAnsi="Times New Roman" w:cs="Times New Roman"/>
-          <w:sz w:val="24"/>
-          <w:szCs w:val="24"/>
-          <w:lang w:val="en-US"/>
-        </w:rPr>
       </w:pPr>
       <w:r>
         <w:rPr>
@@ -1600,6 +1582,28 @@
           <w:lang w:val="en-US"/>
         </w:rPr>
         <w:lastRenderedPageBreak/>
+        <w:t>CHAPTER 2</w:t>
+      </w:r>
+    </w:p>
+    <w:p>
+      <w:pPr>
+        <w:jc w:val="center"/>
+        <w:rPr>
+          <w:rFonts w:ascii="Times New Roman" w:hAnsi="Times New Roman" w:cs="Times New Roman"/>
+          <w:sz w:val="24"/>
+          <w:szCs w:val="24"/>
+          <w:lang w:val="en-US"/>
+        </w:rPr>
+      </w:pPr>
+      <w:r>
+        <w:rPr>
+          <w:rFonts w:ascii="Times New Roman" w:hAnsi="Times New Roman" w:cs="Times New Roman"/>
+          <w:b/>
+          <w:bCs/>
+          <w:sz w:val="36"/>
+          <w:szCs w:val="36"/>
+          <w:lang w:val="en-US"/>
+        </w:rPr>
         <w:t>LITERATURE REVIEW</w:t>
       </w:r>
     </w:p>
@@ -4919,43 +4923,7 @@
           <w:lang w:val="en-US"/>
         </w:rPr>
         <w:lastRenderedPageBreak/>
-        <w:t xml:space="preserve">The risk that Metaverse technologies primarily benefit those who already enjoy technological privilege is a recurring concern in </w:t>
-      </w:r>
-      <w:r>
-        <w:rPr>
-          <w:rFonts w:ascii="Times New Roman" w:hAnsi="Times New Roman" w:cs="Times New Roman"/>
-          <w:sz w:val="24"/>
-          <w:szCs w:val="24"/>
-          <w:lang w:val="en-US"/>
-        </w:rPr>
-        <w:t>literature</w:t>
-      </w:r>
-      <w:r>
-        <w:rPr>
-          <w:rFonts w:ascii="Times New Roman" w:hAnsi="Times New Roman" w:cs="Times New Roman"/>
-          <w:sz w:val="24"/>
-          <w:szCs w:val="24"/>
-          <w:lang w:val="en-US"/>
-        </w:rPr>
-        <w:t xml:space="preserve"> and in policy discussions. High-fidelity immersive hardware carries a price point that excludes large portions of the global population; high-speed low-latency network connectivity — a prerequisite for comfortable shared immersive experiences — is unevenly distributed even within high-income countries and far more so globally. If </w:t>
-      </w:r>
-      <w:r>
-        <w:rPr>
-          <w:rFonts w:ascii="Times New Roman" w:hAnsi="Times New Roman" w:cs="Times New Roman"/>
-          <w:sz w:val="24"/>
-          <w:szCs w:val="24"/>
-          <w:lang w:val="en-US"/>
-        </w:rPr>
-        <w:t>Metaverse</w:t>
-      </w:r>
-      <w:r>
-        <w:rPr>
-          <w:rFonts w:ascii="Times New Roman" w:hAnsi="Times New Roman" w:cs="Times New Roman"/>
-          <w:sz w:val="24"/>
-          <w:szCs w:val="24"/>
-          <w:lang w:val="en-US"/>
-        </w:rPr>
-        <w:t xml:space="preserve"> develops primarily as a premium experience for affluent users it risks deepening the social and economic divides it might otherwise help to bridge. Addressing this will require deliberate design choices — prioritising lightweight access modalities that work on modest hardware — alongside targeted public investment in connectivity infrastructure.</w:t>
+        <w:t>The risk that Metaverse technologies primarily benefit those who already enjoy technological privilege is a recurring concern in literature and in policy discussions. High-fidelity immersive hardware carries a price point that excludes large portions of the global population; high-speed low-latency network connectivity — a prerequisite for comfortable shared immersive experiences — is unevenly distributed even within high-income countries and far more so globally. If Metaverse develops primarily as a premium experience for affluent users it risks deepening the social and economic divides it might otherwise help to bridge. Addressing this will require deliberate design choices — prioritising lightweight access modalities that work on modest hardware — alongside targeted public investment in connectivity infrastructure.</w:t>
       </w:r>
     </w:p>
     <w:p>
@@ -5094,52 +5062,7 @@
           <w:szCs w:val="24"/>
           <w:lang w:val="en-US"/>
         </w:rPr>
-        <w:t>Metaverse</w:t>
-      </w:r>
-      <w:r>
-        <w:rPr>
-          <w:rFonts w:ascii="Times New Roman" w:hAnsi="Times New Roman" w:cs="Times New Roman"/>
-          <w:sz w:val="24"/>
-          <w:szCs w:val="24"/>
-          <w:lang w:val="en-US"/>
-        </w:rPr>
-        <w:t xml:space="preserve"> presents legal systems with questions they were not designed to answer. When a dispute arises between users from different countries interacting in a virtual world hosted by a company based in a third country and governed by smart contracts running on a blockchain with no defined jurisdiction which legal system applies and which court has authority? How should income </w:t>
-      </w:r>
-      <w:r>
-        <w:rPr>
-          <w:rFonts w:ascii="Times New Roman" w:hAnsi="Times New Roman" w:cs="Times New Roman"/>
-          <w:sz w:val="24"/>
-          <w:szCs w:val="24"/>
-          <w:lang w:val="en-US"/>
-        </w:rPr>
-        <w:t>earn</w:t>
-      </w:r>
-      <w:r>
-        <w:rPr>
-          <w:rFonts w:ascii="Times New Roman" w:hAnsi="Times New Roman" w:cs="Times New Roman"/>
-          <w:sz w:val="24"/>
-          <w:szCs w:val="24"/>
-          <w:lang w:val="en-US"/>
-        </w:rPr>
-        <w:t xml:space="preserve"> through virtual economies be taxed? What intellectual property protections apply to virtual creations and how should infringement be detected and </w:t>
-      </w:r>
-      <w:r>
-        <w:rPr>
-          <w:rFonts w:ascii="Times New Roman" w:hAnsi="Times New Roman" w:cs="Times New Roman"/>
-          <w:sz w:val="24"/>
-          <w:szCs w:val="24"/>
-          <w:lang w:val="en-US"/>
-        </w:rPr>
-        <w:t>remedy</w:t>
-      </w:r>
-      <w:r>
-        <w:rPr>
-          <w:rFonts w:ascii="Times New Roman" w:hAnsi="Times New Roman" w:cs="Times New Roman"/>
-          <w:sz w:val="24"/>
-          <w:szCs w:val="24"/>
-          <w:lang w:val="en-US"/>
-        </w:rPr>
-        <w:t xml:space="preserve"> in three-dimensional shared spaces? These questions remain substantially unresolved and the absence of clear answers creates both risks for users and uncertainty for developers and investors. International regulatory coordination will be essential to produce frameworks that are coherent across borders and keep pace with technological development.</w:t>
+        <w:t>Metaverse presents legal systems with questions they were not designed to answer. When a dispute arises between users from different countries interacting in a virtual world hosted by a company based in a third country and governed by smart contracts running on a blockchain with no defined jurisdiction which legal system applies and which court has authority? How should income earn through virtual economies be taxed? What intellectual property protections apply to virtual creations and how should infringement be detected and remedy in three-dimensional shared spaces? These questions remain substantially unresolved and the absence of clear answers creates both risks for users and uncertainty for developers and investors. International regulatory coordination will be essential to produce frameworks that are coherent across borders and keep pace with technological development.</w:t>
       </w:r>
     </w:p>
     <w:p>
@@ -5227,25 +5150,7 @@
           <w:szCs w:val="24"/>
           <w:lang w:val="en-US"/>
         </w:rPr>
-        <w:t xml:space="preserve">The literature review reveals broad scholarly agreement that </w:t>
-      </w:r>
-      <w:r>
-        <w:rPr>
-          <w:rFonts w:ascii="Times New Roman" w:hAnsi="Times New Roman" w:cs="Times New Roman"/>
-          <w:sz w:val="24"/>
-          <w:szCs w:val="24"/>
-          <w:lang w:val="en-US"/>
-        </w:rPr>
-        <w:t>Metaverse</w:t>
-      </w:r>
-      <w:r>
-        <w:rPr>
-          <w:rFonts w:ascii="Times New Roman" w:hAnsi="Times New Roman" w:cs="Times New Roman"/>
-          <w:sz w:val="24"/>
-          <w:szCs w:val="24"/>
-          <w:lang w:val="en-US"/>
-        </w:rPr>
-        <w:t xml:space="preserve"> is a legitimate and significant area of inquiry while also identifying substantial open questions at both the technical and social levels. The interoperability challenge in particular stands out as the factor most likely </w:t>
+        <w:t xml:space="preserve">The literature review reveals broad scholarly agreement that Metaverse is a legitimate and significant area of inquiry while also identifying substantial open questions at both the technical and social levels. The interoperability challenge in particular stands out as the factor most likely </w:t>
       </w:r>
       <w:r>
         <w:rPr>
@@ -5255,64 +5160,28 @@
           <w:lang w:val="en-US"/>
         </w:rPr>
         <w:lastRenderedPageBreak/>
-        <w:t xml:space="preserve">to determine whether </w:t>
-      </w:r>
-      <w:r>
-        <w:rPr>
-          <w:rFonts w:ascii="Times New Roman" w:hAnsi="Times New Roman" w:cs="Times New Roman"/>
-          <w:sz w:val="24"/>
-          <w:szCs w:val="24"/>
-          <w:lang w:val="en-US"/>
-        </w:rPr>
-        <w:t>Metaverse</w:t>
-      </w:r>
-      <w:r>
-        <w:rPr>
-          <w:rFonts w:ascii="Times New Roman" w:hAnsi="Times New Roman" w:cs="Times New Roman"/>
-          <w:sz w:val="24"/>
-          <w:szCs w:val="24"/>
-          <w:lang w:val="en-US"/>
-        </w:rPr>
-        <w:t xml:space="preserve"> evolves into an open user-empowering platform or a collection of competing proprietary environments that capture rather than liberate the people who use them.</w:t>
-      </w:r>
-    </w:p>
-    <w:p>
-      <w:pPr>
-        <w:spacing w:line="360" w:lineRule="auto"/>
-        <w:jc w:val="both"/>
-        <w:rPr>
-          <w:rFonts w:ascii="Times New Roman" w:hAnsi="Times New Roman" w:cs="Times New Roman"/>
-          <w:sz w:val="24"/>
-          <w:szCs w:val="24"/>
-          <w:lang w:val="en-US"/>
-        </w:rPr>
-      </w:pPr>
-      <w:r>
-        <w:rPr>
-          <w:rFonts w:ascii="Times New Roman" w:hAnsi="Times New Roman" w:cs="Times New Roman"/>
-          <w:sz w:val="24"/>
-          <w:szCs w:val="24"/>
-          <w:lang w:val="en-US"/>
-        </w:rPr>
-        <w:t xml:space="preserve">The technical landscape is moving rapidly. Hardware is becoming lighter more capable and less expensive each year. Generative artificial intelligence is dramatically reducing the cost of creating rich virtual content. Network infrastructure is delivering the performance characteristics required for comfortable shared immersive experiences to an expanding share of the global population. These trends suggest that </w:t>
-      </w:r>
-      <w:r>
-        <w:rPr>
-          <w:rFonts w:ascii="Times New Roman" w:hAnsi="Times New Roman" w:cs="Times New Roman"/>
-          <w:sz w:val="24"/>
-          <w:szCs w:val="24"/>
-          <w:lang w:val="en-US"/>
-        </w:rPr>
-        <w:t>Metaverse</w:t>
-      </w:r>
-      <w:r>
-        <w:rPr>
-          <w:rFonts w:ascii="Times New Roman" w:hAnsi="Times New Roman" w:cs="Times New Roman"/>
-          <w:sz w:val="24"/>
-          <w:szCs w:val="24"/>
-          <w:lang w:val="en-US"/>
-        </w:rPr>
-        <w:t xml:space="preserve"> will be an increasingly present feature of professional and personal life over the coming decade.</w:t>
+        <w:t>to determine whether Metaverse evolves into an open user-empowering platform or a collection of competing proprietary environments that capture rather than liberate the people who use them.</w:t>
+      </w:r>
+    </w:p>
+    <w:p>
+      <w:pPr>
+        <w:spacing w:line="360" w:lineRule="auto"/>
+        <w:jc w:val="both"/>
+        <w:rPr>
+          <w:rFonts w:ascii="Times New Roman" w:hAnsi="Times New Roman" w:cs="Times New Roman"/>
+          <w:sz w:val="24"/>
+          <w:szCs w:val="24"/>
+          <w:lang w:val="en-US"/>
+        </w:rPr>
+      </w:pPr>
+      <w:r>
+        <w:rPr>
+          <w:rFonts w:ascii="Times New Roman" w:hAnsi="Times New Roman" w:cs="Times New Roman"/>
+          <w:sz w:val="24"/>
+          <w:szCs w:val="24"/>
+          <w:lang w:val="en-US"/>
+        </w:rPr>
+        <w:t>The technical landscape is moving rapidly. Hardware is becoming lighter more capable and less expensive each year. Generative artificial intelligence is dramatically reducing the cost of creating rich virtual content. Network infrastructure is delivering the performance characteristics required for comfortable shared immersive experiences to an expanding share of the global population. These trends suggest that Metaverse will be an increasingly present feature of professional and personal life over the coming decade.</w:t>
       </w:r>
     </w:p>
     <w:p>
@@ -8330,6 +8199,7 @@
   <w:style w:type="character" w:default="1" w:styleId="DefaultParagraphFont">
     <w:name w:val="Default Paragraph Font"/>
     <w:uiPriority w:val="1"/>
+    <w:semiHidden/>
     <w:unhideWhenUsed/>
   </w:style>
   <w:style w:type="table" w:default="1" w:styleId="TableNormal">
